--- a/Deliverables/Documents/ArchitectureDocumentation.docx
+++ b/Deliverables/Documents/ArchitectureDocumentation.docx
@@ -1422,14 +1422,11 @@
     <w:p/>
     <w:p>
       <w:r>
-        <w:rPr>
-          <w:noProof/>
-        </w:rPr>
         <w:drawing>
-          <wp:inline distT="0" distB="0" distL="0" distR="0" wp14:anchorId="75A94863" wp14:editId="04147053">
-            <wp:extent cx="5740400" cy="2830830"/>
-            <wp:effectExtent l="0" t="0" r="0" b="7620"/>
-            <wp:docPr id="1679409667" name="Picture 1"/>
+          <wp:inline distT="0" distB="0" distL="0" distR="0" wp14:anchorId="76150C48" wp14:editId="332C8598">
+            <wp:extent cx="5740400" cy="2830195"/>
+            <wp:effectExtent l="0" t="0" r="0" b="8255"/>
+            <wp:docPr id="1054269777" name="Picture 1"/>
             <wp:cNvGraphicFramePr>
               <a:graphicFrameLocks xmlns:a="http://schemas.openxmlformats.org/drawingml/2006/main" noChangeAspect="1"/>
             </wp:cNvGraphicFramePr>
@@ -1437,36 +1434,23 @@
               <a:graphicData uri="http://schemas.openxmlformats.org/drawingml/2006/picture">
                 <pic:pic xmlns:pic="http://schemas.openxmlformats.org/drawingml/2006/picture">
                   <pic:nvPicPr>
-                    <pic:cNvPr id="0" name="Picture 1"/>
-                    <pic:cNvPicPr>
-                      <a:picLocks noChangeAspect="1" noChangeArrowheads="1"/>
-                    </pic:cNvPicPr>
+                    <pic:cNvPr id="1054269777" name=""/>
+                    <pic:cNvPicPr/>
                   </pic:nvPicPr>
                   <pic:blipFill>
-                    <a:blip r:embed="rId9">
-                      <a:extLst>
-                        <a:ext uri="{28A0092B-C50C-407E-A947-70E740481C1C}">
-                          <a14:useLocalDpi xmlns:a14="http://schemas.microsoft.com/office/drawing/2010/main" val="0"/>
-                        </a:ext>
-                      </a:extLst>
-                    </a:blip>
-                    <a:srcRect/>
+                    <a:blip r:embed="rId9"/>
                     <a:stretch>
                       <a:fillRect/>
                     </a:stretch>
                   </pic:blipFill>
-                  <pic:spPr bwMode="auto">
+                  <pic:spPr>
                     <a:xfrm>
                       <a:off x="0" y="0"/>
-                      <a:ext cx="5740400" cy="2830830"/>
+                      <a:ext cx="5740400" cy="2830195"/>
                     </a:xfrm>
                     <a:prstGeom prst="rect">
                       <a:avLst/>
                     </a:prstGeom>
-                    <a:noFill/>
-                    <a:ln>
-                      <a:noFill/>
-                    </a:ln>
                   </pic:spPr>
                 </pic:pic>
               </a:graphicData>
@@ -2143,6 +2127,173 @@
     <w:p>
       <w:pPr>
         <w:rPr>
+          <w:sz w:val="24"/>
+          <w:szCs w:val="24"/>
+        </w:rPr>
+      </w:pPr>
+      <w:r>
+        <w:rPr>
+          <w:sz w:val="24"/>
+          <w:szCs w:val="24"/>
+        </w:rPr>
+        <w:t xml:space="preserve">Package: </w:t>
+      </w:r>
+      <w:r>
+        <w:rPr>
+          <w:sz w:val="24"/>
+          <w:szCs w:val="24"/>
+        </w:rPr>
+        <w:t>config</w:t>
+      </w:r>
+    </w:p>
+    <w:tbl>
+      <w:tblPr>
+        <w:tblW w:w="0" w:type="auto"/>
+        <w:tblBorders>
+          <w:top w:val="single" w:sz="4" w:space="0" w:color="auto"/>
+          <w:left w:val="single" w:sz="4" w:space="0" w:color="auto"/>
+          <w:bottom w:val="single" w:sz="4" w:space="0" w:color="auto"/>
+          <w:right w:val="single" w:sz="4" w:space="0" w:color="auto"/>
+          <w:insideH w:val="single" w:sz="4" w:space="0" w:color="auto"/>
+          <w:insideV w:val="single" w:sz="4" w:space="0" w:color="auto"/>
+        </w:tblBorders>
+        <w:tblCellMar>
+          <w:top w:w="15" w:type="dxa"/>
+          <w:left w:w="15" w:type="dxa"/>
+          <w:bottom w:w="15" w:type="dxa"/>
+          <w:right w:w="15" w:type="dxa"/>
+        </w:tblCellMar>
+        <w:tblLook w:val="04A0" w:firstRow="1" w:lastRow="0" w:firstColumn="1" w:lastColumn="0" w:noHBand="0" w:noVBand="1"/>
+      </w:tblPr>
+      <w:tblGrid>
+        <w:gridCol w:w="1525"/>
+        <w:gridCol w:w="7505"/>
+      </w:tblGrid>
+      <w:tr>
+        <w:trPr>
+          <w:tblHeader/>
+        </w:trPr>
+        <w:tc>
+          <w:tcPr>
+            <w:tcW w:w="1525" w:type="dxa"/>
+            <w:vAlign w:val="center"/>
+          </w:tcPr>
+          <w:p>
+            <w:pPr>
+              <w:rPr>
+                <w:b/>
+                <w:bCs/>
+                <w:sz w:val="24"/>
+                <w:szCs w:val="24"/>
+              </w:rPr>
+            </w:pPr>
+            <w:r>
+              <w:rPr>
+                <w:b/>
+                <w:bCs/>
+                <w:sz w:val="24"/>
+                <w:szCs w:val="24"/>
+              </w:rPr>
+              <w:t>Class</w:t>
+            </w:r>
+          </w:p>
+        </w:tc>
+        <w:tc>
+          <w:tcPr>
+            <w:tcW w:w="7505" w:type="dxa"/>
+            <w:vAlign w:val="center"/>
+          </w:tcPr>
+          <w:p>
+            <w:pPr>
+              <w:rPr>
+                <w:b/>
+                <w:bCs/>
+                <w:sz w:val="24"/>
+                <w:szCs w:val="24"/>
+              </w:rPr>
+            </w:pPr>
+            <w:r>
+              <w:rPr>
+                <w:b/>
+                <w:bCs/>
+                <w:sz w:val="24"/>
+                <w:szCs w:val="24"/>
+              </w:rPr>
+              <w:t>Description</w:t>
+            </w:r>
+          </w:p>
+        </w:tc>
+      </w:tr>
+      <w:tr>
+        <w:tc>
+          <w:tcPr>
+            <w:tcW w:w="1525" w:type="dxa"/>
+            <w:vAlign w:val="center"/>
+          </w:tcPr>
+          <w:p>
+            <w:pPr>
+              <w:rPr>
+                <w:sz w:val="24"/>
+                <w:szCs w:val="24"/>
+              </w:rPr>
+            </w:pPr>
+            <w:r>
+              <w:rPr>
+                <w:sz w:val="24"/>
+                <w:szCs w:val="24"/>
+              </w:rPr>
+              <w:t>ConfigReader</w:t>
+            </w:r>
+          </w:p>
+        </w:tc>
+        <w:tc>
+          <w:tcPr>
+            <w:tcW w:w="7505" w:type="dxa"/>
+            <w:vAlign w:val="center"/>
+          </w:tcPr>
+          <w:p>
+            <w:pPr>
+              <w:rPr>
+                <w:sz w:val="24"/>
+                <w:szCs w:val="24"/>
+              </w:rPr>
+            </w:pPr>
+            <w:r>
+              <w:rPr>
+                <w:sz w:val="24"/>
+                <w:szCs w:val="24"/>
+              </w:rPr>
+              <w:t>A utility class that l</w:t>
+            </w:r>
+            <w:r>
+              <w:rPr>
+                <w:sz w:val="24"/>
+                <w:szCs w:val="24"/>
+              </w:rPr>
+              <w:t>oads config.properties at class initialization using a static block. Provides a static getProperty(String key) method that throws a RuntimeException if a requested key is not found, ensuring misconfiguration is caught early.</w:t>
+            </w:r>
+          </w:p>
+        </w:tc>
+      </w:tr>
+    </w:tbl>
+    <w:p>
+      <w:pPr>
+        <w:rPr>
+          <w:sz w:val="24"/>
+          <w:szCs w:val="24"/>
+        </w:rPr>
+      </w:pPr>
+      <w:r>
+        <w:rPr>
+          <w:sz w:val="24"/>
+          <w:szCs w:val="24"/>
+        </w:rPr>
+        <w:t>This module is compiled as a regular JAR and referenced as a dependency by the other two modules.</w:t>
+      </w:r>
+    </w:p>
+    <w:p>
+      <w:pPr>
+        <w:rPr>
           <w:b/>
           <w:bCs/>
           <w:sz w:val="24"/>
@@ -2224,6 +2375,7 @@
           <w:sz w:val="24"/>
           <w:szCs w:val="24"/>
         </w:rPr>
+        <w:lastRenderedPageBreak/>
         <w:t>Sub-packages and their responsibilities:</w:t>
       </w:r>
     </w:p>
@@ -2382,7 +2534,6 @@
                 <w:sz w:val="24"/>
                 <w:szCs w:val="24"/>
               </w:rPr>
-              <w:lastRenderedPageBreak/>
               <w:t>OptionsFactory</w:t>
             </w:r>
           </w:p>
@@ -2405,145 +2556,6 @@
                 <w:szCs w:val="24"/>
               </w:rPr>
               <w:t>Builds browser-specific options for Chrome, Edge, and Firefox. Applies configurations such as disabling notifications, suppressing automation flags, blocking third-party cookies, and mapping ad-serving domains to 0.0.0.0 to prevent ads from interfering with tests.</w:t>
-            </w:r>
-          </w:p>
-        </w:tc>
-      </w:tr>
-    </w:tbl>
-    <w:p/>
-    <w:p>
-      <w:pPr>
-        <w:rPr>
-          <w:b/>
-          <w:bCs/>
-        </w:rPr>
-      </w:pPr>
-      <w:r>
-        <w:rPr>
-          <w:b/>
-          <w:bCs/>
-        </w:rPr>
-        <w:t>Config</w:t>
-      </w:r>
-    </w:p>
-    <w:tbl>
-      <w:tblPr>
-        <w:tblW w:w="0" w:type="auto"/>
-        <w:tblBorders>
-          <w:top w:val="single" w:sz="4" w:space="0" w:color="auto"/>
-          <w:left w:val="single" w:sz="4" w:space="0" w:color="auto"/>
-          <w:bottom w:val="single" w:sz="4" w:space="0" w:color="auto"/>
-          <w:right w:val="single" w:sz="4" w:space="0" w:color="auto"/>
-          <w:insideH w:val="single" w:sz="4" w:space="0" w:color="auto"/>
-          <w:insideV w:val="single" w:sz="4" w:space="0" w:color="auto"/>
-        </w:tblBorders>
-        <w:tblCellMar>
-          <w:top w:w="15" w:type="dxa"/>
-          <w:left w:w="15" w:type="dxa"/>
-          <w:bottom w:w="15" w:type="dxa"/>
-          <w:right w:w="15" w:type="dxa"/>
-        </w:tblCellMar>
-        <w:tblLook w:val="04A0" w:firstRow="1" w:lastRow="0" w:firstColumn="1" w:lastColumn="0" w:noHBand="0" w:noVBand="1"/>
-      </w:tblPr>
-      <w:tblGrid>
-        <w:gridCol w:w="1377"/>
-        <w:gridCol w:w="7653"/>
-      </w:tblGrid>
-      <w:tr>
-        <w:trPr>
-          <w:tblHeader/>
-        </w:trPr>
-        <w:tc>
-          <w:tcPr>
-            <w:tcW w:w="0" w:type="auto"/>
-            <w:vAlign w:val="center"/>
-          </w:tcPr>
-          <w:p>
-            <w:pPr>
-              <w:rPr>
-                <w:b/>
-                <w:bCs/>
-                <w:sz w:val="24"/>
-                <w:szCs w:val="24"/>
-              </w:rPr>
-            </w:pPr>
-            <w:r>
-              <w:rPr>
-                <w:b/>
-                <w:bCs/>
-                <w:sz w:val="24"/>
-                <w:szCs w:val="24"/>
-              </w:rPr>
-              <w:t>Class</w:t>
-            </w:r>
-          </w:p>
-        </w:tc>
-        <w:tc>
-          <w:tcPr>
-            <w:tcW w:w="0" w:type="auto"/>
-            <w:vAlign w:val="center"/>
-          </w:tcPr>
-          <w:p>
-            <w:pPr>
-              <w:rPr>
-                <w:b/>
-                <w:bCs/>
-                <w:sz w:val="24"/>
-                <w:szCs w:val="24"/>
-              </w:rPr>
-            </w:pPr>
-            <w:r>
-              <w:rPr>
-                <w:b/>
-                <w:bCs/>
-                <w:sz w:val="24"/>
-                <w:szCs w:val="24"/>
-              </w:rPr>
-              <w:t>Description</w:t>
-            </w:r>
-          </w:p>
-        </w:tc>
-      </w:tr>
-      <w:tr>
-        <w:tc>
-          <w:tcPr>
-            <w:tcW w:w="0" w:type="auto"/>
-            <w:vAlign w:val="center"/>
-          </w:tcPr>
-          <w:p>
-            <w:pPr>
-              <w:rPr>
-                <w:sz w:val="24"/>
-                <w:szCs w:val="24"/>
-              </w:rPr>
-            </w:pPr>
-            <w:r>
-              <w:rPr>
-                <w:sz w:val="24"/>
-                <w:szCs w:val="24"/>
-              </w:rPr>
-              <w:t>ConfigReader</w:t>
-            </w:r>
-          </w:p>
-        </w:tc>
-        <w:tc>
-          <w:tcPr>
-            <w:tcW w:w="0" w:type="auto"/>
-            <w:vAlign w:val="center"/>
-          </w:tcPr>
-          <w:p>
-            <w:pPr>
-              <w:rPr>
-                <w:sz w:val="24"/>
-                <w:szCs w:val="24"/>
-              </w:rPr>
-            </w:pPr>
-            <w:r>
-              <w:rPr>
-                <w:sz w:val="24"/>
-                <w:szCs w:val="24"/>
-              </w:rPr>
-              <w:t>Loads config.properties at class initialization using a static block. Provides a static getProperty(String key) method that throws a RuntimeException if a requested key is not found, ensuring misconfiguration is caught early.</w:t>
             </w:r>
           </w:p>
         </w:tc>
@@ -4429,156 +4441,6 @@
     <w:p>
       <w:pPr>
         <w:rPr>
-          <w:b/>
-          <w:bCs/>
-          <w:sz w:val="24"/>
-          <w:szCs w:val="24"/>
-        </w:rPr>
-      </w:pPr>
-    </w:p>
-    <w:p>
-      <w:pPr>
-        <w:rPr>
-          <w:sz w:val="24"/>
-          <w:szCs w:val="24"/>
-        </w:rPr>
-      </w:pPr>
-      <w:r>
-        <w:rPr>
-          <w:b/>
-          <w:bCs/>
-          <w:sz w:val="24"/>
-          <w:szCs w:val="24"/>
-        </w:rPr>
-        <w:t>config</w:t>
-      </w:r>
-    </w:p>
-    <w:tbl>
-      <w:tblPr>
-        <w:tblW w:w="0" w:type="auto"/>
-        <w:tblBorders>
-          <w:top w:val="single" w:sz="4" w:space="0" w:color="auto"/>
-          <w:left w:val="single" w:sz="4" w:space="0" w:color="auto"/>
-          <w:bottom w:val="single" w:sz="4" w:space="0" w:color="auto"/>
-          <w:right w:val="single" w:sz="4" w:space="0" w:color="auto"/>
-          <w:insideH w:val="single" w:sz="4" w:space="0" w:color="auto"/>
-          <w:insideV w:val="single" w:sz="4" w:space="0" w:color="auto"/>
-        </w:tblBorders>
-        <w:tblCellMar>
-          <w:top w:w="15" w:type="dxa"/>
-          <w:left w:w="15" w:type="dxa"/>
-          <w:bottom w:w="15" w:type="dxa"/>
-          <w:right w:w="15" w:type="dxa"/>
-        </w:tblCellMar>
-        <w:tblLook w:val="04A0" w:firstRow="1" w:lastRow="0" w:firstColumn="1" w:lastColumn="0" w:noHBand="0" w:noVBand="1"/>
-      </w:tblPr>
-      <w:tblGrid>
-        <w:gridCol w:w="1377"/>
-        <w:gridCol w:w="7653"/>
-      </w:tblGrid>
-      <w:tr>
-        <w:trPr>
-          <w:tblHeader/>
-        </w:trPr>
-        <w:tc>
-          <w:tcPr>
-            <w:tcW w:w="0" w:type="auto"/>
-            <w:vAlign w:val="center"/>
-          </w:tcPr>
-          <w:p>
-            <w:pPr>
-              <w:rPr>
-                <w:b/>
-                <w:bCs/>
-                <w:sz w:val="24"/>
-                <w:szCs w:val="24"/>
-              </w:rPr>
-            </w:pPr>
-            <w:r>
-              <w:rPr>
-                <w:b/>
-                <w:bCs/>
-                <w:sz w:val="24"/>
-                <w:szCs w:val="24"/>
-              </w:rPr>
-              <w:t>Class</w:t>
-            </w:r>
-          </w:p>
-        </w:tc>
-        <w:tc>
-          <w:tcPr>
-            <w:tcW w:w="0" w:type="auto"/>
-            <w:vAlign w:val="center"/>
-          </w:tcPr>
-          <w:p>
-            <w:pPr>
-              <w:rPr>
-                <w:b/>
-                <w:bCs/>
-                <w:sz w:val="24"/>
-                <w:szCs w:val="24"/>
-              </w:rPr>
-            </w:pPr>
-            <w:r>
-              <w:rPr>
-                <w:b/>
-                <w:bCs/>
-                <w:sz w:val="24"/>
-                <w:szCs w:val="24"/>
-              </w:rPr>
-              <w:t>Description</w:t>
-            </w:r>
-          </w:p>
-        </w:tc>
-      </w:tr>
-      <w:tr>
-        <w:tc>
-          <w:tcPr>
-            <w:tcW w:w="0" w:type="auto"/>
-            <w:vAlign w:val="center"/>
-          </w:tcPr>
-          <w:p>
-            <w:pPr>
-              <w:rPr>
-                <w:sz w:val="24"/>
-                <w:szCs w:val="24"/>
-              </w:rPr>
-            </w:pPr>
-            <w:r>
-              <w:rPr>
-                <w:sz w:val="24"/>
-                <w:szCs w:val="24"/>
-              </w:rPr>
-              <w:t>ConfigReader</w:t>
-            </w:r>
-          </w:p>
-        </w:tc>
-        <w:tc>
-          <w:tcPr>
-            <w:tcW w:w="0" w:type="auto"/>
-            <w:vAlign w:val="center"/>
-          </w:tcPr>
-          <w:p>
-            <w:pPr>
-              <w:rPr>
-                <w:sz w:val="24"/>
-                <w:szCs w:val="24"/>
-              </w:rPr>
-            </w:pPr>
-            <w:r>
-              <w:rPr>
-                <w:sz w:val="24"/>
-                <w:szCs w:val="24"/>
-              </w:rPr>
-              <w:t>Identical in purpose to the UI module's ConfigReader. Loads config.properties and provides safe property retrieval.</w:t>
-            </w:r>
-          </w:p>
-        </w:tc>
-      </w:tr>
-    </w:tbl>
-    <w:p>
-      <w:pPr>
-        <w:rPr>
           <w:sz w:val="24"/>
           <w:szCs w:val="24"/>
         </w:rPr>
@@ -4763,8 +4625,8 @@
         <w:tblLook w:val="04A0" w:firstRow="1" w:lastRow="0" w:firstColumn="1" w:lastColumn="0" w:noHBand="0" w:noVBand="1"/>
       </w:tblPr>
       <w:tblGrid>
-        <w:gridCol w:w="2243"/>
-        <w:gridCol w:w="6787"/>
+        <w:gridCol w:w="1724"/>
+        <w:gridCol w:w="7306"/>
       </w:tblGrid>
       <w:tr>
         <w:trPr>
@@ -4883,7 +4745,15 @@
                 <w:sz w:val="24"/>
                 <w:szCs w:val="24"/>
               </w:rPr>
-              <w:t>UserAccountApiClient</w:t>
+              <w:lastRenderedPageBreak/>
+              <w:t>User</w:t>
+            </w:r>
+            <w:r>
+              <w:rPr>
+                <w:sz w:val="24"/>
+                <w:szCs w:val="24"/>
+              </w:rPr>
+              <w:t>ApiClient</w:t>
             </w:r>
           </w:p>
         </w:tc>
@@ -4934,7 +4804,16 @@
           <w:sz w:val="24"/>
           <w:szCs w:val="24"/>
         </w:rPr>
-        <w:t>pojo</w:t>
+        <w:t>p</w:t>
+      </w:r>
+      <w:r>
+        <w:rPr>
+          <w:b/>
+          <w:bCs/>
+          <w:sz w:val="24"/>
+          <w:szCs w:val="24"/>
+        </w:rPr>
+        <w:t>ayloads</w:t>
       </w:r>
     </w:p>
     <w:tbl>
@@ -5209,6 +5088,71 @@
           </w:p>
         </w:tc>
       </w:tr>
+      <w:tr>
+        <w:tc>
+          <w:tcPr>
+            <w:tcW w:w="0" w:type="auto"/>
+            <w:vAlign w:val="center"/>
+          </w:tcPr>
+          <w:p>
+            <w:pPr>
+              <w:rPr>
+                <w:sz w:val="24"/>
+                <w:szCs w:val="24"/>
+              </w:rPr>
+            </w:pPr>
+            <w:r>
+              <w:rPr>
+                <w:sz w:val="24"/>
+                <w:szCs w:val="24"/>
+              </w:rPr>
+              <w:t>UserFactory</w:t>
+            </w:r>
+          </w:p>
+        </w:tc>
+        <w:tc>
+          <w:tcPr>
+            <w:tcW w:w="0" w:type="auto"/>
+            <w:vAlign w:val="center"/>
+          </w:tcPr>
+          <w:p>
+            <w:pPr>
+              <w:rPr>
+                <w:sz w:val="24"/>
+                <w:szCs w:val="24"/>
+              </w:rPr>
+            </w:pPr>
+            <w:r>
+              <w:rPr>
+                <w:sz w:val="24"/>
+                <w:szCs w:val="24"/>
+              </w:rPr>
+              <w:t xml:space="preserve">UserFactory </w:t>
+            </w:r>
+            <w:r>
+              <w:rPr>
+                <w:sz w:val="24"/>
+                <w:szCs w:val="24"/>
+              </w:rPr>
+              <w:t>manages the lifecycle of a User object using a ThreadLocal instance, mirroring the same thread-safe pattern used by DriverFactory for WebDriver</w:t>
+            </w:r>
+            <w:r>
+              <w:rPr>
+                <w:sz w:val="24"/>
+                <w:szCs w:val="24"/>
+              </w:rPr>
+              <w:t xml:space="preserve">. </w:t>
+            </w:r>
+            <w:r>
+              <w:rPr>
+                <w:sz w:val="24"/>
+                <w:szCs w:val="24"/>
+              </w:rPr>
+              <w:t>It handles the full user lifecycle — creating and registering a new user via UserApiClient on initUser(), providing access to the current thread's user via getUser(), and cleaning up by deleting the account from the application and clearing the thread on removeUser().</w:t>
+            </w:r>
+          </w:p>
+        </w:tc>
+      </w:tr>
     </w:tbl>
     <w:p>
       <w:pPr>
@@ -5257,8 +5201,8 @@
         <w:tblLook w:val="04A0" w:firstRow="1" w:lastRow="0" w:firstColumn="1" w:lastColumn="0" w:noHBand="0" w:noVBand="1"/>
       </w:tblPr>
       <w:tblGrid>
-        <w:gridCol w:w="2176"/>
-        <w:gridCol w:w="6854"/>
+        <w:gridCol w:w="1804"/>
+        <w:gridCol w:w="7226"/>
       </w:tblGrid>
       <w:tr>
         <w:trPr>
@@ -5421,7 +5365,7 @@
                 <w:sz w:val="24"/>
                 <w:szCs w:val="24"/>
               </w:rPr>
-              <w:t>UserAccountValidator</w:t>
+              <w:t>UserValidator</w:t>
             </w:r>
           </w:p>
         </w:tc>
@@ -5448,16 +5392,6 @@
         </w:tc>
       </w:tr>
     </w:tbl>
-    <w:p>
-      <w:pPr>
-        <w:rPr>
-          <w:b/>
-          <w:bCs/>
-          <w:sz w:val="24"/>
-          <w:szCs w:val="24"/>
-        </w:rPr>
-      </w:pPr>
-    </w:p>
     <w:p>
       <w:pPr>
         <w:rPr>
@@ -5516,8 +5450,8 @@
         <w:tblLook w:val="04A0" w:firstRow="1" w:lastRow="0" w:firstColumn="1" w:lastColumn="0" w:noHBand="0" w:noVBand="1"/>
       </w:tblPr>
       <w:tblGrid>
-        <w:gridCol w:w="1817"/>
-        <w:gridCol w:w="7213"/>
+        <w:gridCol w:w="1297"/>
+        <w:gridCol w:w="7733"/>
       </w:tblGrid>
       <w:tr>
         <w:trPr>
@@ -5636,7 +5570,7 @@
                 <w:sz w:val="24"/>
                 <w:szCs w:val="24"/>
               </w:rPr>
-              <w:t>UserAccountSteps</w:t>
+              <w:t>UserSteps</w:t>
             </w:r>
           </w:p>
         </w:tc>
@@ -5657,22 +5591,26 @@
                 <w:sz w:val="24"/>
                 <w:szCs w:val="24"/>
               </w:rPr>
-              <w:t>Step definitions for registering a new user account, wiring Cucumber steps to UserAccountApiClient and UserAccountValidator.</w:t>
+              <w:t>Step definitions for registering a new user account, wiring Cucumber steps to Use</w:t>
+            </w:r>
+            <w:r>
+              <w:rPr>
+                <w:sz w:val="24"/>
+                <w:szCs w:val="24"/>
+              </w:rPr>
+              <w:t>r</w:t>
+            </w:r>
+            <w:r>
+              <w:rPr>
+                <w:sz w:val="24"/>
+                <w:szCs w:val="24"/>
+              </w:rPr>
+              <w:t>ApiClient and UserValidator.</w:t>
             </w:r>
           </w:p>
         </w:tc>
       </w:tr>
     </w:tbl>
-    <w:p>
-      <w:pPr>
-        <w:rPr>
-          <w:b/>
-          <w:bCs/>
-          <w:sz w:val="24"/>
-          <w:szCs w:val="24"/>
-        </w:rPr>
-      </w:pPr>
-    </w:p>
     <w:p>
       <w:pPr>
         <w:rPr>
@@ -5860,8 +5798,8 @@
         <w:tblLook w:val="04A0" w:firstRow="1" w:lastRow="0" w:firstColumn="1" w:lastColumn="0" w:noHBand="0" w:noVBand="1"/>
       </w:tblPr>
       <w:tblGrid>
-        <w:gridCol w:w="2240"/>
-        <w:gridCol w:w="6790"/>
+        <w:gridCol w:w="2268"/>
+        <w:gridCol w:w="6762"/>
       </w:tblGrid>
       <w:tr>
         <w:trPr>
@@ -6001,7 +5939,21 @@
                 <w:sz w:val="24"/>
                 <w:szCs w:val="24"/>
               </w:rPr>
-              <w:t>Contains product.feature and userAccount.feature.</w:t>
+              <w:t xml:space="preserve">Contains product.feature and </w:t>
+            </w:r>
+            <w:r>
+              <w:rPr>
+                <w:sz w:val="24"/>
+                <w:szCs w:val="24"/>
+              </w:rPr>
+              <w:t>user</w:t>
+            </w:r>
+            <w:r>
+              <w:rPr>
+                <w:sz w:val="24"/>
+                <w:szCs w:val="24"/>
+              </w:rPr>
+              <w:t>.feature.</w:t>
             </w:r>
           </w:p>
         </w:tc>
@@ -6550,8 +6502,8 @@
         <w:tblLook w:val="04A0" w:firstRow="1" w:lastRow="0" w:firstColumn="1" w:lastColumn="0" w:noHBand="0" w:noVBand="1"/>
       </w:tblPr>
       <w:tblGrid>
-        <w:gridCol w:w="2240"/>
-        <w:gridCol w:w="6790"/>
+        <w:gridCol w:w="1813"/>
+        <w:gridCol w:w="7217"/>
       </w:tblGrid>
       <w:tr>
         <w:trPr>
@@ -6629,7 +6581,14 @@
                 <w:sz w:val="24"/>
                 <w:szCs w:val="24"/>
               </w:rPr>
-              <w:t>CrossLayerTestRunner</w:t>
+              <w:t>Hybrid</w:t>
+            </w:r>
+            <w:r>
+              <w:rPr>
+                <w:sz w:val="24"/>
+                <w:szCs w:val="24"/>
+              </w:rPr>
+              <w:t>TestRunner</w:t>
             </w:r>
           </w:p>
         </w:tc>
@@ -9179,7 +9138,15 @@
           <w:sz w:val="24"/>
           <w:szCs w:val="24"/>
         </w:rPr>
-        <w:t>cross-layer-integration → Hybrid UI + API validation</w:t>
+        <w:t>Hybrid-module</w:t>
+      </w:r>
+      <w:r>
+        <w:rPr>
+          <w:rFonts w:eastAsia="Arial"/>
+          <w:sz w:val="24"/>
+          <w:szCs w:val="24"/>
+        </w:rPr>
+        <w:t xml:space="preserve"> → Hybrid UI + API validation</w:t>
       </w:r>
     </w:p>
     <w:p>
@@ -9337,7 +9304,31 @@
           <w:sz w:val="24"/>
           <w:szCs w:val="24"/>
         </w:rPr>
-        <w:t>└── cross-layer-integration/</w:t>
+        <w:t xml:space="preserve">└── </w:t>
+      </w:r>
+      <w:r>
+        <w:rPr>
+          <w:rFonts w:eastAsia="Arial"/>
+          <w:sz w:val="24"/>
+          <w:szCs w:val="24"/>
+        </w:rPr>
+        <w:t>hybrid-module</w:t>
+      </w:r>
+      <w:r>
+        <w:rPr>
+          <w:rFonts w:eastAsia="Arial"/>
+          <w:sz w:val="24"/>
+          <w:szCs w:val="24"/>
+        </w:rPr>
+        <w:t xml:space="preserve"> </w:t>
+      </w:r>
+      <w:r>
+        <w:rPr>
+          <w:rFonts w:eastAsia="Arial"/>
+          <w:sz w:val="24"/>
+          <w:szCs w:val="24"/>
+        </w:rPr>
+        <w:t>/</w:t>
       </w:r>
     </w:p>
     <w:p>
@@ -11221,43 +11212,91 @@
           <w:sz w:val="24"/>
           <w:szCs w:val="24"/>
         </w:rPr>
-        <w:t>│       ├── UserAccountSteps.java</w:t>
-      </w:r>
-    </w:p>
-    <w:p>
-      <w:pPr>
-        <w:spacing w:after="60"/>
-        <w:rPr>
-          <w:rFonts w:eastAsia="Arial"/>
-          <w:sz w:val="24"/>
-          <w:szCs w:val="24"/>
-        </w:rPr>
-      </w:pPr>
-      <w:r>
-        <w:rPr>
-          <w:rFonts w:eastAsia="Arial"/>
-          <w:sz w:val="24"/>
-          <w:szCs w:val="24"/>
-        </w:rPr>
-        <w:t>│       ├── DeleteUserAccountSteps.java</w:t>
-      </w:r>
-    </w:p>
-    <w:p>
-      <w:pPr>
-        <w:spacing w:after="60"/>
-        <w:rPr>
-          <w:rFonts w:eastAsia="Arial"/>
-          <w:sz w:val="24"/>
-          <w:szCs w:val="24"/>
-        </w:rPr>
-      </w:pPr>
-      <w:r>
-        <w:rPr>
-          <w:rFonts w:eastAsia="Arial"/>
-          <w:sz w:val="24"/>
-          <w:szCs w:val="24"/>
-        </w:rPr>
-        <w:t>│       └── UpdateAccountSteps.java</w:t>
+        <w:t xml:space="preserve">│       ├── </w:t>
+      </w:r>
+      <w:r>
+        <w:rPr>
+          <w:rFonts w:eastAsia="Arial"/>
+          <w:sz w:val="24"/>
+          <w:szCs w:val="24"/>
+        </w:rPr>
+        <w:t>User</w:t>
+      </w:r>
+      <w:r>
+        <w:rPr>
+          <w:rFonts w:eastAsia="Arial"/>
+          <w:sz w:val="24"/>
+          <w:szCs w:val="24"/>
+        </w:rPr>
+        <w:t>Steps.java</w:t>
+      </w:r>
+    </w:p>
+    <w:p>
+      <w:pPr>
+        <w:spacing w:after="60"/>
+        <w:rPr>
+          <w:rFonts w:eastAsia="Arial"/>
+          <w:sz w:val="24"/>
+          <w:szCs w:val="24"/>
+        </w:rPr>
+      </w:pPr>
+      <w:r>
+        <w:rPr>
+          <w:rFonts w:eastAsia="Arial"/>
+          <w:sz w:val="24"/>
+          <w:szCs w:val="24"/>
+        </w:rPr>
+        <w:t>│       ├── Delete</w:t>
+      </w:r>
+      <w:r>
+        <w:rPr>
+          <w:rFonts w:eastAsia="Arial"/>
+          <w:sz w:val="24"/>
+          <w:szCs w:val="24"/>
+        </w:rPr>
+        <w:t>User</w:t>
+      </w:r>
+      <w:r>
+        <w:rPr>
+          <w:rFonts w:eastAsia="Arial"/>
+          <w:sz w:val="24"/>
+          <w:szCs w:val="24"/>
+        </w:rPr>
+        <w:t>Steps.java</w:t>
+      </w:r>
+    </w:p>
+    <w:p>
+      <w:pPr>
+        <w:spacing w:after="60"/>
+        <w:rPr>
+          <w:rFonts w:eastAsia="Arial"/>
+          <w:sz w:val="24"/>
+          <w:szCs w:val="24"/>
+        </w:rPr>
+      </w:pPr>
+      <w:r>
+        <w:rPr>
+          <w:rFonts w:eastAsia="Arial"/>
+          <w:sz w:val="24"/>
+          <w:szCs w:val="24"/>
+        </w:rPr>
+        <w:t>│       └── Update</w:t>
+      </w:r>
+      <w:r>
+        <w:rPr>
+          <w:rFonts w:eastAsia="Arial"/>
+          <w:sz w:val="24"/>
+          <w:szCs w:val="24"/>
+        </w:rPr>
+        <w:t>User</w:t>
+      </w:r>
+      <w:r>
+        <w:rPr>
+          <w:rFonts w:eastAsia="Arial"/>
+          <w:sz w:val="24"/>
+          <w:szCs w:val="24"/>
+        </w:rPr>
+        <w:t>Steps.java</w:t>
       </w:r>
     </w:p>
     <w:p>
@@ -11764,7 +11803,23 @@
           <w:sz w:val="24"/>
           <w:szCs w:val="24"/>
         </w:rPr>
-        <w:t>│   │   ├── CrossLayerTestRunner.java</w:t>
+        <w:t xml:space="preserve">│   │   ├── </w:t>
+      </w:r>
+      <w:r>
+        <w:rPr>
+          <w:rFonts w:eastAsia="Arial"/>
+          <w:sz w:val="24"/>
+          <w:szCs w:val="24"/>
+        </w:rPr>
+        <w:t>Hybrid</w:t>
+      </w:r>
+      <w:r>
+        <w:rPr>
+          <w:rFonts w:eastAsia="Arial"/>
+          <w:sz w:val="24"/>
+          <w:szCs w:val="24"/>
+        </w:rPr>
+        <w:t>TestRunner.java</w:t>
       </w:r>
     </w:p>
     <w:p>
@@ -12291,7 +12346,47 @@
           <w:sz w:val="24"/>
           <w:szCs w:val="24"/>
         </w:rPr>
-        <w:t>base.url → Application URL</w:t>
+        <w:t>base.</w:t>
+      </w:r>
+      <w:r>
+        <w:rPr>
+          <w:rFonts w:eastAsia="Arial"/>
+          <w:sz w:val="24"/>
+          <w:szCs w:val="24"/>
+        </w:rPr>
+        <w:t>ui.</w:t>
+      </w:r>
+      <w:r>
+        <w:rPr>
+          <w:rFonts w:eastAsia="Arial"/>
+          <w:sz w:val="24"/>
+          <w:szCs w:val="24"/>
+        </w:rPr>
+        <w:t xml:space="preserve">url → </w:t>
+      </w:r>
+      <w:r>
+        <w:rPr>
+          <w:rFonts w:eastAsia="Arial"/>
+          <w:sz w:val="24"/>
+          <w:szCs w:val="24"/>
+        </w:rPr>
+        <w:t>Base</w:t>
+      </w:r>
+      <w:r>
+        <w:rPr>
+          <w:rFonts w:eastAsia="Arial"/>
+          <w:sz w:val="24"/>
+          <w:szCs w:val="24"/>
+        </w:rPr>
+        <w:t xml:space="preserve"> URL</w:t>
+      </w:r>
+      <w:r>
+        <w:rPr>
+          <w:rFonts w:eastAsia="Arial"/>
+          <w:sz w:val="24"/>
+          <w:szCs w:val="24"/>
+        </w:rPr>
+        <w:t xml:space="preserve"> for UI automation tests</w:t>
       </w:r>
     </w:p>
     <w:p>
@@ -12313,7 +12408,71 @@
           <w:sz w:val="24"/>
           <w:szCs w:val="24"/>
         </w:rPr>
-        <w:t>browser → Browser type (Chrome / Edge)</w:t>
+        <w:t>base.</w:t>
+      </w:r>
+      <w:r>
+        <w:rPr>
+          <w:rFonts w:eastAsia="Arial"/>
+          <w:sz w:val="24"/>
+          <w:szCs w:val="24"/>
+        </w:rPr>
+        <w:t>api</w:t>
+      </w:r>
+      <w:r>
+        <w:rPr>
+          <w:rFonts w:eastAsia="Arial"/>
+          <w:sz w:val="24"/>
+          <w:szCs w:val="24"/>
+        </w:rPr>
+        <w:t>.</w:t>
+      </w:r>
+      <w:r>
+        <w:rPr>
+          <w:rFonts w:eastAsia="Arial"/>
+          <w:sz w:val="24"/>
+          <w:szCs w:val="24"/>
+        </w:rPr>
+        <w:t xml:space="preserve">url → </w:t>
+      </w:r>
+      <w:r>
+        <w:rPr>
+          <w:rFonts w:eastAsia="Arial"/>
+          <w:sz w:val="24"/>
+          <w:szCs w:val="24"/>
+        </w:rPr>
+        <w:t>Base</w:t>
+      </w:r>
+      <w:r>
+        <w:rPr>
+          <w:rFonts w:eastAsia="Arial"/>
+          <w:sz w:val="24"/>
+          <w:szCs w:val="24"/>
+        </w:rPr>
+        <w:t xml:space="preserve"> URL</w:t>
+      </w:r>
+      <w:r>
+        <w:rPr>
+          <w:rFonts w:eastAsia="Arial"/>
+          <w:sz w:val="24"/>
+          <w:szCs w:val="24"/>
+        </w:rPr>
+        <w:t xml:space="preserve"> for </w:t>
+      </w:r>
+      <w:r>
+        <w:rPr>
+          <w:rFonts w:eastAsia="Arial"/>
+          <w:sz w:val="24"/>
+          <w:szCs w:val="24"/>
+        </w:rPr>
+        <w:t>AP</w:t>
+      </w:r>
+      <w:r>
+        <w:rPr>
+          <w:rFonts w:eastAsia="Arial"/>
+          <w:sz w:val="24"/>
+          <w:szCs w:val="24"/>
+        </w:rPr>
+        <w:t>I automation tests</w:t>
       </w:r>
     </w:p>
     <w:p>
@@ -12335,7 +12494,7 @@
           <w:sz w:val="24"/>
           <w:szCs w:val="24"/>
         </w:rPr>
-        <w:t>Registration data (name, email, password, DOB, address, etc.)</w:t>
+        <w:t>browser → Browser type (Chrome / Edge)</w:t>
       </w:r>
     </w:p>
     <w:p>
@@ -12357,6 +12516,28 @@
           <w:sz w:val="24"/>
           <w:szCs w:val="24"/>
         </w:rPr>
+        <w:t>Registration data (name, email, password, DOB, address, etc.)</w:t>
+      </w:r>
+    </w:p>
+    <w:p>
+      <w:pPr>
+        <w:numPr>
+          <w:ilvl w:val="0"/>
+          <w:numId w:val="14"/>
+        </w:numPr>
+        <w:spacing w:after="60"/>
+        <w:rPr>
+          <w:rFonts w:eastAsia="Arial"/>
+          <w:sz w:val="24"/>
+          <w:szCs w:val="24"/>
+        </w:rPr>
+      </w:pPr>
+      <w:r>
+        <w:rPr>
+          <w:rFonts w:eastAsia="Arial"/>
+          <w:sz w:val="24"/>
+          <w:szCs w:val="24"/>
+        </w:rPr>
         <w:t>Login credentials (valid &amp; invalid)</w:t>
       </w:r>
     </w:p>
@@ -12694,26 +12875,8 @@
           <w:sz w:val="24"/>
           <w:szCs w:val="24"/>
         </w:rPr>
+        <w:lastRenderedPageBreak/>
         <w:t>Example:</w:t>
-      </w:r>
-    </w:p>
-    <w:p>
-      <w:pPr>
-        <w:spacing w:after="60"/>
-        <w:rPr>
-          <w:rFonts w:eastAsia="Arial"/>
-          <w:sz w:val="24"/>
-          <w:szCs w:val="24"/>
-        </w:rPr>
-      </w:pPr>
-      <w:r>
-        <w:rPr>
-          <w:rFonts w:eastAsia="Arial"/>
-          <w:sz w:val="24"/>
-          <w:szCs w:val="24"/>
-        </w:rPr>
-        <w:lastRenderedPageBreak/>
-        <w:t>BASE_URL = https://automationexercise.com/api</w:t>
       </w:r>
     </w:p>
     <w:p>
@@ -19114,7 +19277,7 @@
                 <w:sz w:val="24"/>
                 <w:szCs w:val="24"/>
               </w:rPr>
-              <w:t>mvn clean test -pl ui-automation -Dsurefire.suiteXmlFiles=testng-parallel.xml</w:t>
+              <w:t>mvn test -pl ui-automation -Dsurefire.suiteXmlFiles=testng-parallel.xml</w:t>
             </w:r>
           </w:p>
         </w:tc>
@@ -19363,7 +19526,7 @@
                 <w:sz w:val="24"/>
                 <w:szCs w:val="24"/>
               </w:rPr>
-              <w:t>mvn clean test -pl api-automation</w:t>
+              <w:t>mvn test -pl api-automation</w:t>
             </w:r>
           </w:p>
         </w:tc>
@@ -23139,7 +23302,6 @@
   <w:style w:type="character" w:default="1" w:styleId="DefaultParagraphFont">
     <w:name w:val="Default Paragraph Font"/>
     <w:uiPriority w:val="1"/>
-    <w:semiHidden/>
     <w:unhideWhenUsed/>
   </w:style>
   <w:style w:type="table" w:default="1" w:styleId="TableNormal">

--- a/Deliverables/Documents/ArchitectureDocumentation.docx
+++ b/Deliverables/Documents/ArchitectureDocumentation.docx
@@ -1422,6 +1422,9 @@
     <w:p/>
     <w:p>
       <w:r>
+        <w:rPr>
+          <w:noProof/>
+        </w:rPr>
         <w:drawing>
           <wp:inline distT="0" distB="0" distL="0" distR="0" wp14:anchorId="76150C48" wp14:editId="332C8598">
             <wp:extent cx="5740400" cy="2830195"/>
@@ -2136,14 +2139,7 @@
           <w:sz w:val="24"/>
           <w:szCs w:val="24"/>
         </w:rPr>
-        <w:t xml:space="preserve">Package: </w:t>
-      </w:r>
-      <w:r>
-        <w:rPr>
-          <w:sz w:val="24"/>
-          <w:szCs w:val="24"/>
-        </w:rPr>
-        <w:t>config</w:t>
+        <w:t>Package: config</w:t>
       </w:r>
     </w:p>
     <w:tbl>
@@ -2263,14 +2259,7 @@
                 <w:sz w:val="24"/>
                 <w:szCs w:val="24"/>
               </w:rPr>
-              <w:t>A utility class that l</w:t>
-            </w:r>
-            <w:r>
-              <w:rPr>
-                <w:sz w:val="24"/>
-                <w:szCs w:val="24"/>
-              </w:rPr>
-              <w:t>oads config.properties at class initialization using a static block. Provides a static getProperty(String key) method that throws a RuntimeException if a requested key is not found, ensuring misconfiguration is caught early.</w:t>
+              <w:t>A utility class that loads config.properties at class initialization using a static block. Provides a static getProperty(String key) method that throws a RuntimeException if a requested key is not found, ensuring misconfiguration is caught early.</w:t>
             </w:r>
           </w:p>
         </w:tc>
@@ -4746,14 +4735,7 @@
                 <w:szCs w:val="24"/>
               </w:rPr>
               <w:lastRenderedPageBreak/>
-              <w:t>User</w:t>
-            </w:r>
-            <w:r>
-              <w:rPr>
-                <w:sz w:val="24"/>
-                <w:szCs w:val="24"/>
-              </w:rPr>
-              <w:t>ApiClient</w:t>
+              <w:t>UserApiClient</w:t>
             </w:r>
           </w:p>
         </w:tc>
@@ -12416,15 +12398,7 @@
           <w:sz w:val="24"/>
           <w:szCs w:val="24"/>
         </w:rPr>
-        <w:t>api</w:t>
-      </w:r>
-      <w:r>
-        <w:rPr>
-          <w:rFonts w:eastAsia="Arial"/>
-          <w:sz w:val="24"/>
-          <w:szCs w:val="24"/>
-        </w:rPr>
-        <w:t>.</w:t>
+        <w:t>api.</w:t>
       </w:r>
       <w:r>
         <w:rPr>
@@ -12456,23 +12430,7 @@
           <w:sz w:val="24"/>
           <w:szCs w:val="24"/>
         </w:rPr>
-        <w:t xml:space="preserve"> for </w:t>
-      </w:r>
-      <w:r>
-        <w:rPr>
-          <w:rFonts w:eastAsia="Arial"/>
-          <w:sz w:val="24"/>
-          <w:szCs w:val="24"/>
-        </w:rPr>
-        <w:t>AP</w:t>
-      </w:r>
-      <w:r>
-        <w:rPr>
-          <w:rFonts w:eastAsia="Arial"/>
-          <w:sz w:val="24"/>
-          <w:szCs w:val="24"/>
-        </w:rPr>
-        <w:t>I automation tests</w:t>
+        <w:t xml:space="preserve"> for API automation tests</w:t>
       </w:r>
     </w:p>
     <w:p>
@@ -19194,7 +19152,7 @@
                 <w:sz w:val="24"/>
                 <w:szCs w:val="24"/>
               </w:rPr>
-              <w:t>mvn clean test</w:t>
+              <w:t>mvn test</w:t>
             </w:r>
           </w:p>
         </w:tc>
@@ -19223,7 +19181,7 @@
           <w:sz w:val="24"/>
           <w:szCs w:val="24"/>
         </w:rPr>
-        <w:t>Run UI tests with parallel execution:</w:t>
+        <w:t>Run API tests only:</w:t>
       </w:r>
     </w:p>
     <w:tbl>
@@ -19277,7 +19235,7 @@
                 <w:sz w:val="24"/>
                 <w:szCs w:val="24"/>
               </w:rPr>
-              <w:t>mvn test -pl ui-automation -Dsurefire.suiteXmlFiles=testng-parallel.xml</w:t>
+              <w:t>mvn test -pl api-automation</w:t>
             </w:r>
           </w:p>
         </w:tc>
@@ -19306,7 +19264,23 @@
           <w:sz w:val="24"/>
           <w:szCs w:val="24"/>
         </w:rPr>
-        <w:t>Re-run only failed UI scenarios:</w:t>
+        <w:t xml:space="preserve">Run </w:t>
+      </w:r>
+      <w:r>
+        <w:rPr>
+          <w:rFonts w:eastAsia="Arial"/>
+          <w:sz w:val="24"/>
+          <w:szCs w:val="24"/>
+        </w:rPr>
+        <w:t>U</w:t>
+      </w:r>
+      <w:r>
+        <w:rPr>
+          <w:rFonts w:eastAsia="Arial"/>
+          <w:sz w:val="24"/>
+          <w:szCs w:val="24"/>
+        </w:rPr>
+        <w:t>I tests only:</w:t>
       </w:r>
     </w:p>
     <w:tbl>
@@ -19360,7 +19334,23 @@
                 <w:sz w:val="24"/>
                 <w:szCs w:val="24"/>
               </w:rPr>
-              <w:t>mvn test -pl ui-automation -Dsurefire.suiteXmlFiles=testng-rerun.xml</w:t>
+              <w:t xml:space="preserve">mvn test -pl </w:t>
+            </w:r>
+            <w:r>
+              <w:rPr>
+                <w:rFonts w:eastAsia="Courier New"/>
+                <w:sz w:val="24"/>
+                <w:szCs w:val="24"/>
+              </w:rPr>
+              <w:t>u</w:t>
+            </w:r>
+            <w:r>
+              <w:rPr>
+                <w:rFonts w:eastAsia="Courier New"/>
+                <w:sz w:val="24"/>
+                <w:szCs w:val="24"/>
+              </w:rPr>
+              <w:t>i-automation</w:t>
             </w:r>
           </w:p>
         </w:tc>
@@ -19389,7 +19379,23 @@
           <w:sz w:val="24"/>
           <w:szCs w:val="24"/>
         </w:rPr>
-        <w:t>Generate and open Allure report:</w:t>
+        <w:t xml:space="preserve">Run </w:t>
+      </w:r>
+      <w:r>
+        <w:rPr>
+          <w:rFonts w:eastAsia="Arial"/>
+          <w:sz w:val="24"/>
+          <w:szCs w:val="24"/>
+        </w:rPr>
+        <w:t>Hybrid</w:t>
+      </w:r>
+      <w:r>
+        <w:rPr>
+          <w:rFonts w:eastAsia="Arial"/>
+          <w:sz w:val="24"/>
+          <w:szCs w:val="24"/>
+        </w:rPr>
+        <w:t xml:space="preserve"> tests only:</w:t>
       </w:r>
     </w:p>
     <w:tbl>
@@ -19443,7 +19449,15 @@
                 <w:sz w:val="24"/>
                 <w:szCs w:val="24"/>
               </w:rPr>
-              <w:t>allure serve target/allure-results</w:t>
+              <w:t xml:space="preserve">mvn test -pl </w:t>
+            </w:r>
+            <w:r>
+              <w:rPr>
+                <w:rFonts w:eastAsia="Courier New"/>
+                <w:sz w:val="24"/>
+                <w:szCs w:val="24"/>
+              </w:rPr>
+              <w:t>hybrid-module</w:t>
             </w:r>
           </w:p>
         </w:tc>
@@ -19451,28 +19465,45 @@
     </w:tbl>
     <w:p>
       <w:pPr>
-        <w:spacing w:after="60"/>
-        <w:rPr>
-          <w:sz w:val="24"/>
-          <w:szCs w:val="24"/>
-        </w:rPr>
-      </w:pPr>
-    </w:p>
-    <w:p>
-      <w:pPr>
         <w:spacing w:before="80" w:after="100"/>
         <w:rPr>
-          <w:sz w:val="24"/>
-          <w:szCs w:val="24"/>
-        </w:rPr>
-      </w:pPr>
-      <w:r>
-        <w:rPr>
-          <w:rFonts w:eastAsia="Arial"/>
-          <w:sz w:val="24"/>
-          <w:szCs w:val="24"/>
-        </w:rPr>
-        <w:t>Run API tests only:</w:t>
+          <w:rFonts w:eastAsia="Arial"/>
+          <w:sz w:val="24"/>
+          <w:szCs w:val="24"/>
+        </w:rPr>
+      </w:pPr>
+    </w:p>
+    <w:p>
+      <w:pPr>
+        <w:spacing w:before="80" w:after="100"/>
+        <w:rPr>
+          <w:sz w:val="24"/>
+          <w:szCs w:val="24"/>
+        </w:rPr>
+      </w:pPr>
+      <w:r>
+        <w:rPr>
+          <w:rFonts w:eastAsia="Arial"/>
+          <w:sz w:val="24"/>
+          <w:szCs w:val="24"/>
+        </w:rPr>
+        <w:t xml:space="preserve">Run </w:t>
+      </w:r>
+      <w:r>
+        <w:rPr>
+          <w:rFonts w:eastAsia="Arial"/>
+          <w:sz w:val="24"/>
+          <w:szCs w:val="24"/>
+        </w:rPr>
+        <w:t>AP</w:t>
+      </w:r>
+      <w:r>
+        <w:rPr>
+          <w:rFonts w:eastAsia="Arial"/>
+          <w:sz w:val="24"/>
+          <w:szCs w:val="24"/>
+        </w:rPr>
+        <w:t>I tests with parallel execution:</w:t>
       </w:r>
     </w:p>
     <w:tbl>
@@ -19526,12 +19557,236 @@
                 <w:sz w:val="24"/>
                 <w:szCs w:val="24"/>
               </w:rPr>
-              <w:t>mvn test -pl api-automation</w:t>
+              <w:t xml:space="preserve">mvn test -pl </w:t>
+            </w:r>
+            <w:r>
+              <w:rPr>
+                <w:rFonts w:eastAsia="Courier New"/>
+                <w:sz w:val="24"/>
+                <w:szCs w:val="24"/>
+              </w:rPr>
+              <w:t>ap</w:t>
+            </w:r>
+            <w:r>
+              <w:rPr>
+                <w:rFonts w:eastAsia="Courier New"/>
+                <w:sz w:val="24"/>
+                <w:szCs w:val="24"/>
+              </w:rPr>
+              <w:t>i-automation -Dsurefire.suiteXmlFiles=parallel-testng.xml</w:t>
             </w:r>
           </w:p>
         </w:tc>
       </w:tr>
     </w:tbl>
+    <w:p>
+      <w:pPr>
+        <w:spacing w:before="80" w:after="100"/>
+        <w:rPr>
+          <w:rFonts w:eastAsia="Arial"/>
+          <w:sz w:val="24"/>
+          <w:szCs w:val="24"/>
+        </w:rPr>
+      </w:pPr>
+    </w:p>
+    <w:p>
+      <w:pPr>
+        <w:spacing w:before="80" w:after="100"/>
+        <w:rPr>
+          <w:sz w:val="24"/>
+          <w:szCs w:val="24"/>
+        </w:rPr>
+      </w:pPr>
+      <w:r>
+        <w:rPr>
+          <w:rFonts w:eastAsia="Arial"/>
+          <w:sz w:val="24"/>
+          <w:szCs w:val="24"/>
+        </w:rPr>
+        <w:t>Run UI tests with parallel execution:</w:t>
+      </w:r>
+    </w:p>
+    <w:tbl>
+      <w:tblPr>
+        <w:tblW w:w="9360" w:type="dxa"/>
+        <w:tblBorders>
+          <w:top w:val="single" w:sz="4" w:space="0" w:color="auto"/>
+          <w:left w:val="single" w:sz="4" w:space="0" w:color="auto"/>
+          <w:bottom w:val="single" w:sz="4" w:space="0" w:color="auto"/>
+          <w:right w:val="single" w:sz="4" w:space="0" w:color="auto"/>
+          <w:insideH w:val="single" w:sz="4" w:space="0" w:color="auto"/>
+          <w:insideV w:val="single" w:sz="4" w:space="0" w:color="auto"/>
+        </w:tblBorders>
+        <w:tblCellMar>
+          <w:left w:w="10" w:type="dxa"/>
+          <w:right w:w="10" w:type="dxa"/>
+        </w:tblCellMar>
+        <w:tblLook w:val="04A0" w:firstRow="1" w:lastRow="0" w:firstColumn="1" w:lastColumn="0" w:noHBand="0" w:noVBand="1"/>
+      </w:tblPr>
+      <w:tblGrid>
+        <w:gridCol w:w="9360"/>
+      </w:tblGrid>
+      <w:tr>
+        <w:tc>
+          <w:tcPr>
+            <w:tcW w:w="0" w:type="auto"/>
+            <w:tcBorders>
+              <w:top w:val="single" w:sz="0" w:space="0" w:color="444444"/>
+              <w:left w:val="single" w:sz="0" w:space="0" w:color="444444"/>
+              <w:bottom w:val="single" w:sz="0" w:space="0" w:color="444444"/>
+              <w:right w:val="single" w:sz="0" w:space="0" w:color="444444"/>
+            </w:tcBorders>
+            <w:tcMar>
+              <w:top w:w="120" w:type="dxa"/>
+              <w:left w:w="200" w:type="dxa"/>
+              <w:bottom w:w="120" w:type="dxa"/>
+              <w:right w:w="120" w:type="dxa"/>
+            </w:tcMar>
+          </w:tcPr>
+          <w:p>
+            <w:pPr>
+              <w:spacing w:before="20" w:after="20"/>
+              <w:rPr>
+                <w:sz w:val="24"/>
+                <w:szCs w:val="24"/>
+              </w:rPr>
+            </w:pPr>
+            <w:r>
+              <w:rPr>
+                <w:rFonts w:eastAsia="Courier New"/>
+                <w:sz w:val="24"/>
+                <w:szCs w:val="24"/>
+              </w:rPr>
+              <w:t>mvn test -pl ui-automation -Dsurefire.suiteXmlFiles=parallel</w:t>
+            </w:r>
+            <w:r>
+              <w:rPr>
+                <w:rFonts w:eastAsia="Courier New"/>
+                <w:sz w:val="24"/>
+                <w:szCs w:val="24"/>
+              </w:rPr>
+              <w:t>-testng</w:t>
+            </w:r>
+            <w:r>
+              <w:rPr>
+                <w:rFonts w:eastAsia="Courier New"/>
+                <w:sz w:val="24"/>
+                <w:szCs w:val="24"/>
+              </w:rPr>
+              <w:t>.xml</w:t>
+            </w:r>
+          </w:p>
+        </w:tc>
+      </w:tr>
+    </w:tbl>
+    <w:p>
+      <w:pPr>
+        <w:spacing w:after="60"/>
+        <w:rPr>
+          <w:sz w:val="24"/>
+          <w:szCs w:val="24"/>
+        </w:rPr>
+      </w:pPr>
+    </w:p>
+    <w:p>
+      <w:pPr>
+        <w:spacing w:before="80" w:after="100"/>
+        <w:rPr>
+          <w:sz w:val="24"/>
+          <w:szCs w:val="24"/>
+        </w:rPr>
+      </w:pPr>
+      <w:r>
+        <w:rPr>
+          <w:rFonts w:eastAsia="Arial"/>
+          <w:sz w:val="24"/>
+          <w:szCs w:val="24"/>
+        </w:rPr>
+        <w:t>Generate and open Allure report</w:t>
+      </w:r>
+      <w:r>
+        <w:rPr>
+          <w:rFonts w:eastAsia="Arial"/>
+          <w:sz w:val="24"/>
+          <w:szCs w:val="24"/>
+        </w:rPr>
+        <w:t xml:space="preserve"> (go to the project location)</w:t>
+      </w:r>
+      <w:r>
+        <w:rPr>
+          <w:rFonts w:eastAsia="Arial"/>
+          <w:sz w:val="24"/>
+          <w:szCs w:val="24"/>
+        </w:rPr>
+        <w:t>:</w:t>
+      </w:r>
+    </w:p>
+    <w:tbl>
+      <w:tblPr>
+        <w:tblW w:w="9360" w:type="dxa"/>
+        <w:tblBorders>
+          <w:top w:val="single" w:sz="4" w:space="0" w:color="auto"/>
+          <w:left w:val="single" w:sz="4" w:space="0" w:color="auto"/>
+          <w:bottom w:val="single" w:sz="4" w:space="0" w:color="auto"/>
+          <w:right w:val="single" w:sz="4" w:space="0" w:color="auto"/>
+          <w:insideH w:val="single" w:sz="4" w:space="0" w:color="auto"/>
+          <w:insideV w:val="single" w:sz="4" w:space="0" w:color="auto"/>
+        </w:tblBorders>
+        <w:tblCellMar>
+          <w:left w:w="10" w:type="dxa"/>
+          <w:right w:w="10" w:type="dxa"/>
+        </w:tblCellMar>
+        <w:tblLook w:val="04A0" w:firstRow="1" w:lastRow="0" w:firstColumn="1" w:lastColumn="0" w:noHBand="0" w:noVBand="1"/>
+      </w:tblPr>
+      <w:tblGrid>
+        <w:gridCol w:w="9360"/>
+      </w:tblGrid>
+      <w:tr>
+        <w:tc>
+          <w:tcPr>
+            <w:tcW w:w="0" w:type="auto"/>
+            <w:tcBorders>
+              <w:top w:val="single" w:sz="0" w:space="0" w:color="444444"/>
+              <w:left w:val="single" w:sz="0" w:space="0" w:color="444444"/>
+              <w:bottom w:val="single" w:sz="0" w:space="0" w:color="444444"/>
+              <w:right w:val="single" w:sz="0" w:space="0" w:color="444444"/>
+            </w:tcBorders>
+            <w:tcMar>
+              <w:top w:w="120" w:type="dxa"/>
+              <w:left w:w="200" w:type="dxa"/>
+              <w:bottom w:w="120" w:type="dxa"/>
+              <w:right w:w="120" w:type="dxa"/>
+            </w:tcMar>
+          </w:tcPr>
+          <w:p>
+            <w:pPr>
+              <w:spacing w:before="20" w:after="20"/>
+              <w:rPr>
+                <w:sz w:val="24"/>
+                <w:szCs w:val="24"/>
+              </w:rPr>
+            </w:pPr>
+            <w:r>
+              <w:rPr>
+                <w:rFonts w:eastAsia="Courier New"/>
+                <w:sz w:val="24"/>
+                <w:szCs w:val="24"/>
+              </w:rPr>
+              <w:t>allure serve target/allure-results</w:t>
+            </w:r>
+          </w:p>
+        </w:tc>
+      </w:tr>
+    </w:tbl>
+    <w:p>
+      <w:pPr>
+        <w:spacing w:after="60"/>
+        <w:rPr>
+          <w:sz w:val="24"/>
+          <w:szCs w:val="24"/>
+        </w:rPr>
+      </w:pPr>
+    </w:p>
     <w:p>
       <w:pPr>
         <w:rPr>
@@ -23062,7 +23317,7 @@
   <w:style w:type="paragraph" w:default="1" w:styleId="Normal">
     <w:name w:val="Normal"/>
     <w:qFormat/>
-    <w:rsid w:val="006C179D"/>
+    <w:rsid w:val="00FA0A6F"/>
     <w:pPr>
       <w:spacing w:after="160"/>
     </w:pPr>
@@ -23302,6 +23557,7 @@
   <w:style w:type="character" w:default="1" w:styleId="DefaultParagraphFont">
     <w:name w:val="Default Paragraph Font"/>
     <w:uiPriority w:val="1"/>
+    <w:semiHidden/>
     <w:unhideWhenUsed/>
   </w:style>
   <w:style w:type="table" w:default="1" w:styleId="TableNormal">
